--- a/tillsyn/A 33826-2024 tillsynsbegäran.docx
+++ b/tillsyn/A 33826-2024 tillsynsbegäran.docx
@@ -218,7 +218,7 @@
     <w:r>
       <w:tab/>
       <w:tab/>
-      <w:t>2025-03-02</w:t>
+      <w:t>2025-03-03</w:t>
       <w:br/>
       <w:br/>
     </w:r>

--- a/tillsyn/A 33826-2024 tillsynsbegäran.docx
+++ b/tillsyn/A 33826-2024 tillsynsbegäran.docx
@@ -218,7 +218,7 @@
     <w:r>
       <w:tab/>
       <w:tab/>
-      <w:t>2025-03-03</w:t>
+      <w:t>2025-03-04</w:t>
       <w:br/>
       <w:br/>
     </w:r>

--- a/tillsyn/A 33826-2024 tillsynsbegäran.docx
+++ b/tillsyn/A 33826-2024 tillsynsbegäran.docx
@@ -218,7 +218,7 @@
     <w:r>
       <w:tab/>
       <w:tab/>
-      <w:t>2025-03-04</w:t>
+      <w:t>2025-03-05</w:t>
       <w:br/>
       <w:br/>
     </w:r>

--- a/tillsyn/A 33826-2024 tillsynsbegäran.docx
+++ b/tillsyn/A 33826-2024 tillsynsbegäran.docx
@@ -218,7 +218,7 @@
     <w:r>
       <w:tab/>
       <w:tab/>
-      <w:t>2025-03-05</w:t>
+      <w:t>2025-03-06</w:t>
       <w:br/>
       <w:br/>
     </w:r>

--- a/tillsyn/A 33826-2024 tillsynsbegäran.docx
+++ b/tillsyn/A 33826-2024 tillsynsbegäran.docx
@@ -218,7 +218,7 @@
     <w:r>
       <w:tab/>
       <w:tab/>
-      <w:t>2025-03-06</w:t>
+      <w:t>2025-03-07</w:t>
       <w:br/>
       <w:br/>
     </w:r>

--- a/tillsyn/A 33826-2024 tillsynsbegäran.docx
+++ b/tillsyn/A 33826-2024 tillsynsbegäran.docx
@@ -218,7 +218,7 @@
     <w:r>
       <w:tab/>
       <w:tab/>
-      <w:t>2025-03-07</w:t>
+      <w:t>2025-03-08</w:t>
       <w:br/>
       <w:br/>
     </w:r>

--- a/tillsyn/A 33826-2024 tillsynsbegäran.docx
+++ b/tillsyn/A 33826-2024 tillsynsbegäran.docx
@@ -218,7 +218,7 @@
     <w:r>
       <w:tab/>
       <w:tab/>
-      <w:t>2025-03-08</w:t>
+      <w:t>2025-03-09</w:t>
       <w:br/>
       <w:br/>
     </w:r>

--- a/tillsyn/A 33826-2024 tillsynsbegäran.docx
+++ b/tillsyn/A 33826-2024 tillsynsbegäran.docx
@@ -218,7 +218,7 @@
     <w:r>
       <w:tab/>
       <w:tab/>
-      <w:t>2025-03-09</w:t>
+      <w:t>2025-03-10</w:t>
       <w:br/>
       <w:br/>
     </w:r>

--- a/tillsyn/A 33826-2024 tillsynsbegäran.docx
+++ b/tillsyn/A 33826-2024 tillsynsbegäran.docx
@@ -218,7 +218,7 @@
     <w:r>
       <w:tab/>
       <w:tab/>
-      <w:t>2025-03-10</w:t>
+      <w:t>2025-03-11</w:t>
       <w:br/>
       <w:br/>
     </w:r>

--- a/tillsyn/A 33826-2024 tillsynsbegäran.docx
+++ b/tillsyn/A 33826-2024 tillsynsbegäran.docx
@@ -218,7 +218,7 @@
     <w:r>
       <w:tab/>
       <w:tab/>
-      <w:t>2025-03-11</w:t>
+      <w:t>2025-03-12</w:t>
       <w:br/>
       <w:br/>
     </w:r>

--- a/tillsyn/A 33826-2024 tillsynsbegäran.docx
+++ b/tillsyn/A 33826-2024 tillsynsbegäran.docx
@@ -218,7 +218,7 @@
     <w:r>
       <w:tab/>
       <w:tab/>
-      <w:t>2025-03-12</w:t>
+      <w:t>2025-03-13</w:t>
       <w:br/>
       <w:br/>
     </w:r>

--- a/tillsyn/A 33826-2024 tillsynsbegäran.docx
+++ b/tillsyn/A 33826-2024 tillsynsbegäran.docx
@@ -218,7 +218,7 @@
     <w:r>
       <w:tab/>
       <w:tab/>
-      <w:t>2025-03-13</w:t>
+      <w:t>2025-03-14</w:t>
       <w:br/>
       <w:br/>
     </w:r>

--- a/tillsyn/A 33826-2024 tillsynsbegäran.docx
+++ b/tillsyn/A 33826-2024 tillsynsbegäran.docx
@@ -218,7 +218,7 @@
     <w:r>
       <w:tab/>
       <w:tab/>
-      <w:t>2025-03-14</w:t>
+      <w:t>2025-03-15</w:t>
       <w:br/>
       <w:br/>
     </w:r>

--- a/tillsyn/A 33826-2024 tillsynsbegäran.docx
+++ b/tillsyn/A 33826-2024 tillsynsbegäran.docx
@@ -218,7 +218,7 @@
     <w:r>
       <w:tab/>
       <w:tab/>
-      <w:t>2025-03-15</w:t>
+      <w:t>2025-03-16</w:t>
       <w:br/>
       <w:br/>
     </w:r>

--- a/tillsyn/A 33826-2024 tillsynsbegäran.docx
+++ b/tillsyn/A 33826-2024 tillsynsbegäran.docx
@@ -218,7 +218,7 @@
     <w:r>
       <w:tab/>
       <w:tab/>
-      <w:t>2025-03-16</w:t>
+      <w:t>2025-03-17</w:t>
       <w:br/>
       <w:br/>
     </w:r>

--- a/tillsyn/A 33826-2024 tillsynsbegäran.docx
+++ b/tillsyn/A 33826-2024 tillsynsbegäran.docx
@@ -218,7 +218,7 @@
     <w:r>
       <w:tab/>
       <w:tab/>
-      <w:t>2025-03-17</w:t>
+      <w:t>2025-03-18</w:t>
       <w:br/>
       <w:br/>
     </w:r>

--- a/tillsyn/A 33826-2024 tillsynsbegäran.docx
+++ b/tillsyn/A 33826-2024 tillsynsbegäran.docx
@@ -218,7 +218,7 @@
     <w:r>
       <w:tab/>
       <w:tab/>
-      <w:t>2025-03-18</w:t>
+      <w:t>2025-03-19</w:t>
       <w:br/>
       <w:br/>
     </w:r>

--- a/tillsyn/A 33826-2024 tillsynsbegäran.docx
+++ b/tillsyn/A 33826-2024 tillsynsbegäran.docx
@@ -218,7 +218,7 @@
     <w:r>
       <w:tab/>
       <w:tab/>
-      <w:t>2025-03-19</w:t>
+      <w:t>2025-03-20</w:t>
       <w:br/>
       <w:br/>
     </w:r>

--- a/tillsyn/A 33826-2024 tillsynsbegäran.docx
+++ b/tillsyn/A 33826-2024 tillsynsbegäran.docx
@@ -218,7 +218,7 @@
     <w:r>
       <w:tab/>
       <w:tab/>
-      <w:t>2025-03-20</w:t>
+      <w:t>2025-03-21</w:t>
       <w:br/>
       <w:br/>
     </w:r>

--- a/tillsyn/A 33826-2024 tillsynsbegäran.docx
+++ b/tillsyn/A 33826-2024 tillsynsbegäran.docx
@@ -218,7 +218,7 @@
     <w:r>
       <w:tab/>
       <w:tab/>
-      <w:t>2025-03-21</w:t>
+      <w:t>2025-03-22</w:t>
       <w:br/>
       <w:br/>
     </w:r>

--- a/tillsyn/A 33826-2024 tillsynsbegäran.docx
+++ b/tillsyn/A 33826-2024 tillsynsbegäran.docx
@@ -218,7 +218,7 @@
     <w:r>
       <w:tab/>
       <w:tab/>
-      <w:t>2025-03-22</w:t>
+      <w:t>2025-03-23</w:t>
       <w:br/>
       <w:br/>
     </w:r>

--- a/tillsyn/A 33826-2024 tillsynsbegäran.docx
+++ b/tillsyn/A 33826-2024 tillsynsbegäran.docx
@@ -218,7 +218,7 @@
     <w:r>
       <w:tab/>
       <w:tab/>
-      <w:t>2025-03-23</w:t>
+      <w:t>2025-03-24</w:t>
       <w:br/>
       <w:br/>
     </w:r>

--- a/tillsyn/A 33826-2024 tillsynsbegäran.docx
+++ b/tillsyn/A 33826-2024 tillsynsbegäran.docx
@@ -218,7 +218,7 @@
     <w:r>
       <w:tab/>
       <w:tab/>
-      <w:t>2025-03-24</w:t>
+      <w:t>2025-03-25</w:t>
       <w:br/>
       <w:br/>
     </w:r>

--- a/tillsyn/A 33826-2024 tillsynsbegäran.docx
+++ b/tillsyn/A 33826-2024 tillsynsbegäran.docx
@@ -218,7 +218,7 @@
     <w:r>
       <w:tab/>
       <w:tab/>
-      <w:t>2025-03-25</w:t>
+      <w:t>2025-03-26</w:t>
       <w:br/>
       <w:br/>
     </w:r>

--- a/tillsyn/A 33826-2024 tillsynsbegäran.docx
+++ b/tillsyn/A 33826-2024 tillsynsbegäran.docx
@@ -218,7 +218,7 @@
     <w:r>
       <w:tab/>
       <w:tab/>
-      <w:t>2025-03-26</w:t>
+      <w:t>2025-03-27</w:t>
       <w:br/>
       <w:br/>
     </w:r>

--- a/tillsyn/A 33826-2024 tillsynsbegäran.docx
+++ b/tillsyn/A 33826-2024 tillsynsbegäran.docx
@@ -218,7 +218,7 @@
     <w:r>
       <w:tab/>
       <w:tab/>
-      <w:t>2025-03-27</w:t>
+      <w:t>2025-03-28</w:t>
       <w:br/>
       <w:br/>
     </w:r>

--- a/tillsyn/A 33826-2024 tillsynsbegäran.docx
+++ b/tillsyn/A 33826-2024 tillsynsbegäran.docx
@@ -218,7 +218,7 @@
     <w:r>
       <w:tab/>
       <w:tab/>
-      <w:t>2025-04-02</w:t>
+      <w:t>2025-04-03</w:t>
       <w:br/>
       <w:br/>
     </w:r>

--- a/tillsyn/A 33826-2024 tillsynsbegäran.docx
+++ b/tillsyn/A 33826-2024 tillsynsbegäran.docx
@@ -218,7 +218,7 @@
     <w:r>
       <w:tab/>
       <w:tab/>
-      <w:t>2025-04-03</w:t>
+      <w:t>2025-04-05</w:t>
       <w:br/>
       <w:br/>
     </w:r>

--- a/tillsyn/A 33826-2024 tillsynsbegäran.docx
+++ b/tillsyn/A 33826-2024 tillsynsbegäran.docx
@@ -218,7 +218,7 @@
     <w:r>
       <w:tab/>
       <w:tab/>
-      <w:t>2025-04-05</w:t>
+      <w:t>2025-04-06</w:t>
       <w:br/>
       <w:br/>
     </w:r>

--- a/tillsyn/A 33826-2024 tillsynsbegäran.docx
+++ b/tillsyn/A 33826-2024 tillsynsbegäran.docx
@@ -218,7 +218,7 @@
     <w:r>
       <w:tab/>
       <w:tab/>
-      <w:t>2025-04-06</w:t>
+      <w:t>2025-04-07</w:t>
       <w:br/>
       <w:br/>
     </w:r>

--- a/tillsyn/A 33826-2024 tillsynsbegäran.docx
+++ b/tillsyn/A 33826-2024 tillsynsbegäran.docx
@@ -218,7 +218,7 @@
     <w:r>
       <w:tab/>
       <w:tab/>
-      <w:t>2025-04-07</w:t>
+      <w:t>2025-04-08</w:t>
       <w:br/>
       <w:br/>
     </w:r>

--- a/tillsyn/A 33826-2024 tillsynsbegäran.docx
+++ b/tillsyn/A 33826-2024 tillsynsbegäran.docx
@@ -218,7 +218,7 @@
     <w:r>
       <w:tab/>
       <w:tab/>
-      <w:t>2025-04-08</w:t>
+      <w:t>2025-04-09</w:t>
       <w:br/>
       <w:br/>
     </w:r>

--- a/tillsyn/A 33826-2024 tillsynsbegäran.docx
+++ b/tillsyn/A 33826-2024 tillsynsbegäran.docx
@@ -90,6 +90,17 @@
         <w:t>Figur 1. Fyndplatser för naturvårdsarter i det avverkningsanmälda området (röd linje). Markörer utan svart kant är placerade på fyndplatsen. Markörer med svart kant är placerade vid sidan av fyndplatsen och har ett svart streck som visar fyndplatsens exakta position. Kartans mittpunktskoordinat är N 6561549, E 613154 i SWEREF 99 TM.</w:t>
       </w:r>
     </w:p>
+    <w:p>
+      <w:r>
+        <w:rPr>
+          <w:b/>
+        </w:rPr>
+        <w:t>Grovticka</w:t>
+      </w:r>
+      <w:r>
+        <w:t xml:space="preserve"> är i skogslandskapet främst knuten till naturskogsartad äldre barrskog. Den är där en värdefull ”gammelskogsindikator” och påträffas mest vid tallar som är över 200 år gamla (Nitare &amp; Skogsstyrelsen, 2019).</w:t>
+      </w:r>
+    </w:p>
     <w:sectPr>
       <w:headerReference w:type="even" r:id="rId8"/>
       <w:headerReference w:type="default" r:id="rId9"/>
@@ -218,7 +229,7 @@
     <w:r>
       <w:tab/>
       <w:tab/>
-      <w:t>2025-04-09</w:t>
+      <w:t>2025-04-10</w:t>
       <w:br/>
       <w:br/>
     </w:r>

--- a/tillsyn/A 33826-2024 tillsynsbegäran.docx
+++ b/tillsyn/A 33826-2024 tillsynsbegäran.docx
@@ -229,7 +229,7 @@
     <w:r>
       <w:tab/>
       <w:tab/>
-      <w:t>2025-04-10</w:t>
+      <w:t>2025-04-11</w:t>
       <w:br/>
       <w:br/>
     </w:r>

--- a/tillsyn/A 33826-2024 tillsynsbegäran.docx
+++ b/tillsyn/A 33826-2024 tillsynsbegäran.docx
@@ -229,7 +229,7 @@
     <w:r>
       <w:tab/>
       <w:tab/>
-      <w:t>2025-04-11</w:t>
+      <w:t>2025-04-12</w:t>
       <w:br/>
       <w:br/>
     </w:r>

--- a/tillsyn/A 33826-2024 tillsynsbegäran.docx
+++ b/tillsyn/A 33826-2024 tillsynsbegäran.docx
@@ -229,7 +229,7 @@
     <w:r>
       <w:tab/>
       <w:tab/>
-      <w:t>2025-04-12</w:t>
+      <w:t>2025-04-13</w:t>
       <w:br/>
       <w:br/>
     </w:r>

--- a/tillsyn/A 33826-2024 tillsynsbegäran.docx
+++ b/tillsyn/A 33826-2024 tillsynsbegäran.docx
@@ -229,7 +229,7 @@
     <w:r>
       <w:tab/>
       <w:tab/>
-      <w:t>2025-04-13</w:t>
+      <w:t>2025-04-14</w:t>
       <w:br/>
       <w:br/>
     </w:r>

--- a/tillsyn/A 33826-2024 tillsynsbegäran.docx
+++ b/tillsyn/A 33826-2024 tillsynsbegäran.docx
@@ -229,7 +229,7 @@
     <w:r>
       <w:tab/>
       <w:tab/>
-      <w:t>2025-04-14</w:t>
+      <w:t>2025-04-15</w:t>
       <w:br/>
       <w:br/>
     </w:r>

--- a/tillsyn/A 33826-2024 tillsynsbegäran.docx
+++ b/tillsyn/A 33826-2024 tillsynsbegäran.docx
@@ -229,7 +229,7 @@
     <w:r>
       <w:tab/>
       <w:tab/>
-      <w:t>2025-04-15</w:t>
+      <w:t>2025-04-16</w:t>
       <w:br/>
       <w:br/>
     </w:r>

--- a/tillsyn/A 33826-2024 tillsynsbegäran.docx
+++ b/tillsyn/A 33826-2024 tillsynsbegäran.docx
@@ -229,7 +229,7 @@
     <w:r>
       <w:tab/>
       <w:tab/>
-      <w:t>2025-04-16</w:t>
+      <w:t>2025-04-17</w:t>
       <w:br/>
       <w:br/>
     </w:r>

--- a/tillsyn/A 33826-2024 tillsynsbegäran.docx
+++ b/tillsyn/A 33826-2024 tillsynsbegäran.docx
@@ -229,7 +229,7 @@
     <w:r>
       <w:tab/>
       <w:tab/>
-      <w:t>2025-04-17</w:t>
+      <w:t>2025-04-18</w:t>
       <w:br/>
       <w:br/>
     </w:r>

--- a/tillsyn/A 33826-2024 tillsynsbegäran.docx
+++ b/tillsyn/A 33826-2024 tillsynsbegäran.docx
@@ -229,7 +229,7 @@
     <w:r>
       <w:tab/>
       <w:tab/>
-      <w:t>2025-04-18</w:t>
+      <w:t>2025-04-19</w:t>
       <w:br/>
       <w:br/>
     </w:r>

--- a/tillsyn/A 33826-2024 tillsynsbegäran.docx
+++ b/tillsyn/A 33826-2024 tillsynsbegäran.docx
@@ -229,7 +229,7 @@
     <w:r>
       <w:tab/>
       <w:tab/>
-      <w:t>2025-05-03</w:t>
+      <w:t>2025-05-04</w:t>
       <w:br/>
       <w:br/>
     </w:r>

--- a/tillsyn/A 33826-2024 tillsynsbegäran.docx
+++ b/tillsyn/A 33826-2024 tillsynsbegäran.docx
@@ -229,7 +229,7 @@
     <w:r>
       <w:tab/>
       <w:tab/>
-      <w:t>2025-05-04</w:t>
+      <w:t>2025-05-06</w:t>
       <w:br/>
       <w:br/>
     </w:r>

--- a/tillsyn/A 33826-2024 tillsynsbegäran.docx
+++ b/tillsyn/A 33826-2024 tillsynsbegäran.docx
@@ -229,7 +229,7 @@
     <w:r>
       <w:tab/>
       <w:tab/>
-      <w:t>2025-05-06</w:t>
+      <w:t>2025-05-07</w:t>
       <w:br/>
       <w:br/>
     </w:r>

--- a/tillsyn/A 33826-2024 tillsynsbegäran.docx
+++ b/tillsyn/A 33826-2024 tillsynsbegäran.docx
@@ -229,7 +229,7 @@
     <w:r>
       <w:tab/>
       <w:tab/>
-      <w:t>2025-05-07</w:t>
+      <w:t>2025-05-08</w:t>
       <w:br/>
       <w:br/>
     </w:r>

--- a/tillsyn/A 33826-2024 tillsynsbegäran.docx
+++ b/tillsyn/A 33826-2024 tillsynsbegäran.docx
@@ -229,7 +229,7 @@
     <w:r>
       <w:tab/>
       <w:tab/>
-      <w:t>2025-05-08</w:t>
+      <w:t>2025-05-09</w:t>
       <w:br/>
       <w:br/>
     </w:r>

--- a/tillsyn/A 33826-2024 tillsynsbegäran.docx
+++ b/tillsyn/A 33826-2024 tillsynsbegäran.docx
@@ -229,7 +229,7 @@
     <w:r>
       <w:tab/>
       <w:tab/>
-      <w:t>2025-05-09</w:t>
+      <w:t>2025-05-10</w:t>
       <w:br/>
       <w:br/>
     </w:r>

--- a/tillsyn/A 33826-2024 tillsynsbegäran.docx
+++ b/tillsyn/A 33826-2024 tillsynsbegäran.docx
@@ -229,7 +229,7 @@
     <w:r>
       <w:tab/>
       <w:tab/>
-      <w:t>2025-05-10</w:t>
+      <w:t>2025-05-11</w:t>
       <w:br/>
       <w:br/>
     </w:r>

--- a/tillsyn/A 33826-2024 tillsynsbegäran.docx
+++ b/tillsyn/A 33826-2024 tillsynsbegäran.docx
@@ -229,7 +229,7 @@
     <w:r>
       <w:tab/>
       <w:tab/>
-      <w:t>2025-05-11</w:t>
+      <w:t>2025-05-12</w:t>
       <w:br/>
       <w:br/>
     </w:r>

--- a/tillsyn/A 33826-2024 tillsynsbegäran.docx
+++ b/tillsyn/A 33826-2024 tillsynsbegäran.docx
@@ -229,7 +229,7 @@
     <w:r>
       <w:tab/>
       <w:tab/>
-      <w:t>2025-05-12</w:t>
+      <w:t>2025-05-13</w:t>
       <w:br/>
       <w:br/>
     </w:r>

--- a/tillsyn/A 33826-2024 tillsynsbegäran.docx
+++ b/tillsyn/A 33826-2024 tillsynsbegäran.docx
@@ -229,7 +229,7 @@
     <w:r>
       <w:tab/>
       <w:tab/>
-      <w:t>2025-05-13</w:t>
+      <w:t>2025-05-14</w:t>
       <w:br/>
       <w:br/>
     </w:r>

--- a/tillsyn/A 33826-2024 tillsynsbegäran.docx
+++ b/tillsyn/A 33826-2024 tillsynsbegäran.docx
@@ -229,7 +229,7 @@
     <w:r>
       <w:tab/>
       <w:tab/>
-      <w:t>2025-05-14</w:t>
+      <w:t>2025-05-15</w:t>
       <w:br/>
       <w:br/>
     </w:r>

--- a/tillsyn/A 33826-2024 tillsynsbegäran.docx
+++ b/tillsyn/A 33826-2024 tillsynsbegäran.docx
@@ -229,7 +229,7 @@
     <w:r>
       <w:tab/>
       <w:tab/>
-      <w:t>2025-05-15</w:t>
+      <w:t>2025-05-16</w:t>
       <w:br/>
       <w:br/>
     </w:r>

--- a/tillsyn/A 33826-2024 tillsynsbegäran.docx
+++ b/tillsyn/A 33826-2024 tillsynsbegäran.docx
@@ -229,7 +229,7 @@
     <w:r>
       <w:tab/>
       <w:tab/>
-      <w:t>2025-05-16</w:t>
+      <w:t>2025-05-17</w:t>
       <w:br/>
       <w:br/>
     </w:r>

--- a/tillsyn/A 33826-2024 tillsynsbegäran.docx
+++ b/tillsyn/A 33826-2024 tillsynsbegäran.docx
@@ -229,7 +229,7 @@
     <w:r>
       <w:tab/>
       <w:tab/>
-      <w:t>2025-05-17</w:t>
+      <w:t>2025-05-18</w:t>
       <w:br/>
       <w:br/>
     </w:r>

--- a/tillsyn/A 33826-2024 tillsynsbegäran.docx
+++ b/tillsyn/A 33826-2024 tillsynsbegäran.docx
@@ -229,7 +229,7 @@
     <w:r>
       <w:tab/>
       <w:tab/>
-      <w:t>2025-05-18</w:t>
+      <w:t>2025-05-19</w:t>
       <w:br/>
       <w:br/>
     </w:r>

--- a/tillsyn/A 33826-2024 tillsynsbegäran.docx
+++ b/tillsyn/A 33826-2024 tillsynsbegäran.docx
@@ -229,7 +229,7 @@
     <w:r>
       <w:tab/>
       <w:tab/>
-      <w:t>2025-05-19</w:t>
+      <w:t>2025-05-20</w:t>
       <w:br/>
       <w:br/>
     </w:r>

--- a/tillsyn/A 33826-2024 tillsynsbegäran.docx
+++ b/tillsyn/A 33826-2024 tillsynsbegäran.docx
@@ -229,7 +229,7 @@
     <w:r>
       <w:tab/>
       <w:tab/>
-      <w:t>2025-05-20</w:t>
+      <w:t>2025-05-21</w:t>
       <w:br/>
       <w:br/>
     </w:r>

--- a/tillsyn/A 33826-2024 tillsynsbegäran.docx
+++ b/tillsyn/A 33826-2024 tillsynsbegäran.docx
@@ -229,7 +229,7 @@
     <w:r>
       <w:tab/>
       <w:tab/>
-      <w:t>2025-05-21</w:t>
+      <w:t>2025-05-22</w:t>
       <w:br/>
       <w:br/>
     </w:r>

--- a/tillsyn/A 33826-2024 tillsynsbegäran.docx
+++ b/tillsyn/A 33826-2024 tillsynsbegäran.docx
@@ -229,7 +229,7 @@
     <w:r>
       <w:tab/>
       <w:tab/>
-      <w:t>2025-05-22</w:t>
+      <w:t>2025-05-23</w:t>
       <w:br/>
       <w:br/>
     </w:r>

--- a/tillsyn/A 33826-2024 tillsynsbegäran.docx
+++ b/tillsyn/A 33826-2024 tillsynsbegäran.docx
@@ -229,7 +229,7 @@
     <w:r>
       <w:tab/>
       <w:tab/>
-      <w:t>2025-05-23</w:t>
+      <w:t>2025-05-24</w:t>
       <w:br/>
       <w:br/>
     </w:r>

--- a/tillsyn/A 33826-2024 tillsynsbegäran.docx
+++ b/tillsyn/A 33826-2024 tillsynsbegäran.docx
@@ -229,7 +229,7 @@
     <w:r>
       <w:tab/>
       <w:tab/>
-      <w:t>2025-05-24</w:t>
+      <w:t>2025-05-25</w:t>
       <w:br/>
       <w:br/>
     </w:r>

--- a/tillsyn/A 33826-2024 tillsynsbegäran.docx
+++ b/tillsyn/A 33826-2024 tillsynsbegäran.docx
@@ -229,7 +229,7 @@
     <w:r>
       <w:tab/>
       <w:tab/>
-      <w:t>2025-05-25</w:t>
+      <w:t>2025-05-26</w:t>
       <w:br/>
       <w:br/>
     </w:r>

--- a/tillsyn/A 33826-2024 tillsynsbegäran.docx
+++ b/tillsyn/A 33826-2024 tillsynsbegäran.docx
@@ -229,7 +229,7 @@
     <w:r>
       <w:tab/>
       <w:tab/>
-      <w:t>2025-05-26</w:t>
+      <w:t>2025-05-27</w:t>
       <w:br/>
       <w:br/>
     </w:r>

--- a/tillsyn/A 33826-2024 tillsynsbegäran.docx
+++ b/tillsyn/A 33826-2024 tillsynsbegäran.docx
@@ -229,7 +229,7 @@
     <w:r>
       <w:tab/>
       <w:tab/>
-      <w:t>2025-05-27</w:t>
+      <w:t>2025-05-30</w:t>
       <w:br/>
       <w:br/>
     </w:r>

--- a/tillsyn/A 33826-2024 tillsynsbegäran.docx
+++ b/tillsyn/A 33826-2024 tillsynsbegäran.docx
@@ -229,7 +229,7 @@
     <w:r>
       <w:tab/>
       <w:tab/>
-      <w:t>2025-05-30</w:t>
+      <w:t>2025-06-01</w:t>
       <w:br/>
       <w:br/>
     </w:r>

--- a/tillsyn/A 33826-2024 tillsynsbegäran.docx
+++ b/tillsyn/A 33826-2024 tillsynsbegäran.docx
@@ -229,7 +229,7 @@
     <w:r>
       <w:tab/>
       <w:tab/>
-      <w:t>2025-06-01</w:t>
+      <w:t>2025-06-02</w:t>
       <w:br/>
       <w:br/>
     </w:r>

--- a/tillsyn/A 33826-2024 tillsynsbegäran.docx
+++ b/tillsyn/A 33826-2024 tillsynsbegäran.docx
@@ -229,7 +229,7 @@
     <w:r>
       <w:tab/>
       <w:tab/>
-      <w:t>2025-06-02</w:t>
+      <w:t>2025-06-03</w:t>
       <w:br/>
       <w:br/>
     </w:r>

--- a/tillsyn/A 33826-2024 tillsynsbegäran.docx
+++ b/tillsyn/A 33826-2024 tillsynsbegäran.docx
@@ -229,7 +229,7 @@
     <w:r>
       <w:tab/>
       <w:tab/>
-      <w:t>2025-06-03</w:t>
+      <w:t>2025-06-04</w:t>
       <w:br/>
       <w:br/>
     </w:r>

--- a/tillsyn/A 33826-2024 tillsynsbegäran.docx
+++ b/tillsyn/A 33826-2024 tillsynsbegäran.docx
@@ -229,7 +229,7 @@
     <w:r>
       <w:tab/>
       <w:tab/>
-      <w:t>2025-06-04</w:t>
+      <w:t>2025-06-05</w:t>
       <w:br/>
       <w:br/>
     </w:r>

--- a/tillsyn/A 33826-2024 tillsynsbegäran.docx
+++ b/tillsyn/A 33826-2024 tillsynsbegäran.docx
@@ -229,7 +229,7 @@
     <w:r>
       <w:tab/>
       <w:tab/>
-      <w:t>2025-06-05</w:t>
+      <w:t>2025-06-13</w:t>
       <w:br/>
       <w:br/>
     </w:r>

--- a/tillsyn/A 33826-2024 tillsynsbegäran.docx
+++ b/tillsyn/A 33826-2024 tillsynsbegäran.docx
@@ -229,7 +229,7 @@
     <w:r>
       <w:tab/>
       <w:tab/>
-      <w:t>2025-06-13</w:t>
+      <w:t>2025-06-15</w:t>
       <w:br/>
       <w:br/>
     </w:r>

--- a/tillsyn/A 33826-2024 tillsynsbegäran.docx
+++ b/tillsyn/A 33826-2024 tillsynsbegäran.docx
@@ -229,7 +229,7 @@
     <w:r>
       <w:tab/>
       <w:tab/>
-      <w:t>2025-06-15</w:t>
+      <w:t>2025-06-16</w:t>
       <w:br/>
       <w:br/>
     </w:r>

--- a/tillsyn/A 33826-2024 tillsynsbegäran.docx
+++ b/tillsyn/A 33826-2024 tillsynsbegäran.docx
@@ -229,7 +229,7 @@
     <w:r>
       <w:tab/>
       <w:tab/>
-      <w:t>2025-06-16</w:t>
+      <w:t>2025-06-17</w:t>
       <w:br/>
       <w:br/>
     </w:r>

--- a/tillsyn/A 33826-2024 tillsynsbegäran.docx
+++ b/tillsyn/A 33826-2024 tillsynsbegäran.docx
@@ -229,7 +229,7 @@
     <w:r>
       <w:tab/>
       <w:tab/>
-      <w:t>2025-06-17</w:t>
+      <w:t>2025-06-18</w:t>
       <w:br/>
       <w:br/>
     </w:r>

--- a/tillsyn/A 33826-2024 tillsynsbegäran.docx
+++ b/tillsyn/A 33826-2024 tillsynsbegäran.docx
@@ -229,7 +229,7 @@
     <w:r>
       <w:tab/>
       <w:tab/>
-      <w:t>2025-06-18</w:t>
+      <w:t>2025-06-19</w:t>
       <w:br/>
       <w:br/>
     </w:r>

--- a/tillsyn/A 33826-2024 tillsynsbegäran.docx
+++ b/tillsyn/A 33826-2024 tillsynsbegäran.docx
@@ -229,7 +229,7 @@
     <w:r>
       <w:tab/>
       <w:tab/>
-      <w:t>2025-06-19</w:t>
+      <w:t>2025-06-20</w:t>
       <w:br/>
       <w:br/>
     </w:r>

--- a/tillsyn/A 33826-2024 tillsynsbegäran.docx
+++ b/tillsyn/A 33826-2024 tillsynsbegäran.docx
@@ -229,7 +229,7 @@
     <w:r>
       <w:tab/>
       <w:tab/>
-      <w:t>2025-06-20</w:t>
+      <w:t>2025-06-21</w:t>
       <w:br/>
       <w:br/>
     </w:r>

--- a/tillsyn/A 33826-2024 tillsynsbegäran.docx
+++ b/tillsyn/A 33826-2024 tillsynsbegäran.docx
@@ -229,7 +229,7 @@
     <w:r>
       <w:tab/>
       <w:tab/>
-      <w:t>2025-06-21</w:t>
+      <w:t>2025-06-22</w:t>
       <w:br/>
       <w:br/>
     </w:r>

--- a/tillsyn/A 33826-2024 tillsynsbegäran.docx
+++ b/tillsyn/A 33826-2024 tillsynsbegäran.docx
@@ -229,7 +229,7 @@
     <w:r>
       <w:tab/>
       <w:tab/>
-      <w:t>2025-06-22</w:t>
+      <w:t>2025-06-23</w:t>
       <w:br/>
       <w:br/>
     </w:r>

--- a/tillsyn/A 33826-2024 tillsynsbegäran.docx
+++ b/tillsyn/A 33826-2024 tillsynsbegäran.docx
@@ -229,7 +229,7 @@
     <w:r>
       <w:tab/>
       <w:tab/>
-      <w:t>2025-06-23</w:t>
+      <w:t>2025-06-24</w:t>
       <w:br/>
       <w:br/>
     </w:r>

--- a/tillsyn/A 33826-2024 tillsynsbegäran.docx
+++ b/tillsyn/A 33826-2024 tillsynsbegäran.docx
@@ -229,7 +229,7 @@
     <w:r>
       <w:tab/>
       <w:tab/>
-      <w:t>2025-06-24</w:t>
+      <w:t>2025-06-25</w:t>
       <w:br/>
       <w:br/>
     </w:r>

--- a/tillsyn/A 33826-2024 tillsynsbegäran.docx
+++ b/tillsyn/A 33826-2024 tillsynsbegäran.docx
@@ -229,7 +229,7 @@
     <w:r>
       <w:tab/>
       <w:tab/>
-      <w:t>2025-06-25</w:t>
+      <w:t>2025-06-26</w:t>
       <w:br/>
       <w:br/>
     </w:r>

--- a/tillsyn/A 33826-2024 tillsynsbegäran.docx
+++ b/tillsyn/A 33826-2024 tillsynsbegäran.docx
@@ -229,7 +229,7 @@
     <w:r>
       <w:tab/>
       <w:tab/>
-      <w:t>2025-06-26</w:t>
+      <w:t>2025-06-27</w:t>
       <w:br/>
       <w:br/>
     </w:r>

--- a/tillsyn/A 33826-2024 tillsynsbegäran.docx
+++ b/tillsyn/A 33826-2024 tillsynsbegäran.docx
@@ -229,7 +229,7 @@
     <w:r>
       <w:tab/>
       <w:tab/>
-      <w:t>2025-06-27</w:t>
+      <w:t>2025-06-28</w:t>
       <w:br/>
       <w:br/>
     </w:r>

--- a/tillsyn/A 33826-2024 tillsynsbegäran.docx
+++ b/tillsyn/A 33826-2024 tillsynsbegäran.docx
@@ -229,7 +229,7 @@
     <w:r>
       <w:tab/>
       <w:tab/>
-      <w:t>2025-06-28</w:t>
+      <w:t>2025-06-29</w:t>
       <w:br/>
       <w:br/>
     </w:r>

--- a/tillsyn/A 33826-2024 tillsynsbegäran.docx
+++ b/tillsyn/A 33826-2024 tillsynsbegäran.docx
@@ -229,7 +229,7 @@
     <w:r>
       <w:tab/>
       <w:tab/>
-      <w:t>2025-06-29</w:t>
+      <w:t>2025-06-30</w:t>
       <w:br/>
       <w:br/>
     </w:r>

--- a/tillsyn/A 33826-2024 tillsynsbegäran.docx
+++ b/tillsyn/A 33826-2024 tillsynsbegäran.docx
@@ -229,7 +229,7 @@
     <w:r>
       <w:tab/>
       <w:tab/>
-      <w:t>2025-06-30</w:t>
+      <w:t>2025-07-01</w:t>
       <w:br/>
       <w:br/>
     </w:r>

--- a/tillsyn/A 33826-2024 tillsynsbegäran.docx
+++ b/tillsyn/A 33826-2024 tillsynsbegäran.docx
@@ -229,7 +229,7 @@
     <w:r>
       <w:tab/>
       <w:tab/>
-      <w:t>2025-07-01</w:t>
+      <w:t>2025-07-02</w:t>
       <w:br/>
       <w:br/>
     </w:r>

--- a/tillsyn/A 33826-2024 tillsynsbegäran.docx
+++ b/tillsyn/A 33826-2024 tillsynsbegäran.docx
@@ -229,7 +229,7 @@
     <w:r>
       <w:tab/>
       <w:tab/>
-      <w:t>2025-07-02</w:t>
+      <w:t>2025-07-03</w:t>
       <w:br/>
       <w:br/>
     </w:r>

--- a/tillsyn/A 33826-2024 tillsynsbegäran.docx
+++ b/tillsyn/A 33826-2024 tillsynsbegäran.docx
@@ -229,7 +229,7 @@
     <w:r>
       <w:tab/>
       <w:tab/>
-      <w:t>2025-07-03</w:t>
+      <w:t>2025-07-04</w:t>
       <w:br/>
       <w:br/>
     </w:r>

--- a/tillsyn/A 33826-2024 tillsynsbegäran.docx
+++ b/tillsyn/A 33826-2024 tillsynsbegäran.docx
@@ -229,7 +229,7 @@
     <w:r>
       <w:tab/>
       <w:tab/>
-      <w:t>2025-07-04</w:t>
+      <w:t>2025-07-05</w:t>
       <w:br/>
       <w:br/>
     </w:r>

--- a/tillsyn/A 33826-2024 tillsynsbegäran.docx
+++ b/tillsyn/A 33826-2024 tillsynsbegäran.docx
@@ -229,7 +229,7 @@
     <w:r>
       <w:tab/>
       <w:tab/>
-      <w:t>2025-07-05</w:t>
+      <w:t>2025-07-06</w:t>
       <w:br/>
       <w:br/>
     </w:r>

--- a/tillsyn/A 33826-2024 tillsynsbegäran.docx
+++ b/tillsyn/A 33826-2024 tillsynsbegäran.docx
@@ -229,7 +229,7 @@
     <w:r>
       <w:tab/>
       <w:tab/>
-      <w:t>2025-07-06</w:t>
+      <w:t>2025-07-07</w:t>
       <w:br/>
       <w:br/>
     </w:r>

--- a/tillsyn/A 33826-2024 tillsynsbegäran.docx
+++ b/tillsyn/A 33826-2024 tillsynsbegäran.docx
@@ -229,7 +229,7 @@
     <w:r>
       <w:tab/>
       <w:tab/>
-      <w:t>2025-07-07</w:t>
+      <w:t>2025-07-08</w:t>
       <w:br/>
       <w:br/>
     </w:r>

--- a/tillsyn/A 33826-2024 tillsynsbegäran.docx
+++ b/tillsyn/A 33826-2024 tillsynsbegäran.docx
@@ -229,7 +229,7 @@
     <w:r>
       <w:tab/>
       <w:tab/>
-      <w:t>2025-07-08</w:t>
+      <w:t>2025-07-09</w:t>
       <w:br/>
       <w:br/>
     </w:r>

--- a/tillsyn/A 33826-2024 tillsynsbegäran.docx
+++ b/tillsyn/A 33826-2024 tillsynsbegäran.docx
@@ -229,7 +229,7 @@
     <w:r>
       <w:tab/>
       <w:tab/>
-      <w:t>2025-07-09</w:t>
+      <w:t>2025-07-11</w:t>
       <w:br/>
       <w:br/>
     </w:r>

--- a/tillsyn/A 33826-2024 tillsynsbegäran.docx
+++ b/tillsyn/A 33826-2024 tillsynsbegäran.docx
@@ -229,7 +229,7 @@
     <w:r>
       <w:tab/>
       <w:tab/>
-      <w:t>2025-07-11</w:t>
+      <w:t>2025-07-12</w:t>
       <w:br/>
       <w:br/>
     </w:r>

--- a/tillsyn/A 33826-2024 tillsynsbegäran.docx
+++ b/tillsyn/A 33826-2024 tillsynsbegäran.docx
@@ -229,7 +229,7 @@
     <w:r>
       <w:tab/>
       <w:tab/>
-      <w:t>2025-07-12</w:t>
+      <w:t>2025-07-13</w:t>
       <w:br/>
       <w:br/>
     </w:r>

--- a/tillsyn/A 33826-2024 tillsynsbegäran.docx
+++ b/tillsyn/A 33826-2024 tillsynsbegäran.docx
@@ -229,7 +229,7 @@
     <w:r>
       <w:tab/>
       <w:tab/>
-      <w:t>2025-07-13</w:t>
+      <w:t>2025-07-14</w:t>
       <w:br/>
       <w:br/>
     </w:r>

--- a/tillsyn/A 33826-2024 tillsynsbegäran.docx
+++ b/tillsyn/A 33826-2024 tillsynsbegäran.docx
@@ -229,7 +229,7 @@
     <w:r>
       <w:tab/>
       <w:tab/>
-      <w:t>2025-08-06</w:t>
+      <w:t>2025-08-09</w:t>
       <w:br/>
       <w:br/>
     </w:r>
